--- a/pr-preview/pr-649/vignettes/articles/version-crosswalk-1.3-to-1.4.docx
+++ b/pr-preview/pr-649/vignettes/articles/version-crosswalk-1.3-to-1.4.docx
@@ -3049,7 +3049,7 @@
         <w:rPr>
           <w:rStyle w:val="CommentTok"/>
         </w:rPr>
-        <w:t xml:space="preserve">#&gt;     age id    antigen_iso   value</w:t>
+        <w:t xml:space="preserve">#&gt;     age id    antigen_iso    value</w:t>
       </w:r>
       <w:r>
         <w:br/>
@@ -3058,7 +3058,7 @@
         <w:rPr>
           <w:rStyle w:val="CommentTok"/>
         </w:rPr>
-        <w:t xml:space="preserve">#&gt;   &lt;dbl&gt; &lt;chr&gt; &lt;chr&gt;         &lt;dbl&gt;</w:t>
+        <w:t xml:space="preserve">#&gt;   &lt;dbl&gt; &lt;chr&gt; &lt;chr&gt;          &lt;dbl&gt;</w:t>
       </w:r>
       <w:r>
         <w:br/>
@@ -3067,7 +3067,7 @@
         <w:rPr>
           <w:rStyle w:val="CommentTok"/>
         </w:rPr>
-        <w:t xml:space="preserve">#&gt; 1 18.4  1     HlyE_IgA      6.76 </w:t>
+        <w:t xml:space="preserve">#&gt; 1 11.9  1     HlyE_IgA       0.310</w:t>
       </w:r>
       <w:r>
         <w:br/>
@@ -3076,7 +3076,7 @@
         <w:rPr>
           <w:rStyle w:val="CommentTok"/>
         </w:rPr>
-        <w:t xml:space="preserve">#&gt; 2 18.4  1     HlyE_IgG    470.   </w:t>
+        <w:t xml:space="preserve">#&gt; 2 11.9  1     HlyE_IgG       0.615</w:t>
       </w:r>
       <w:r>
         <w:br/>
@@ -3085,7 +3085,7 @@
         <w:rPr>
           <w:rStyle w:val="CommentTok"/>
         </w:rPr>
-        <w:t xml:space="preserve">#&gt; 3  0.61 2     HlyE_IgA      0.175</w:t>
+        <w:t xml:space="preserve">#&gt; 3 18.7  2     HlyE_IgA       5.32 </w:t>
       </w:r>
       <w:r>
         <w:br/>
@@ -3094,7 +3094,7 @@
         <w:rPr>
           <w:rStyle w:val="CommentTok"/>
         </w:rPr>
-        <w:t xml:space="preserve">#&gt; 4  0.61 2     HlyE_IgG      0.879</w:t>
+        <w:t xml:space="preserve">#&gt; 4 18.7  2     HlyE_IgG    2664.   </w:t>
       </w:r>
       <w:r>
         <w:br/>
@@ -3103,7 +3103,7 @@
         <w:rPr>
           <w:rStyle w:val="CommentTok"/>
         </w:rPr>
-        <w:t xml:space="preserve">#&gt; 5 12.5  3     HlyE_IgA      5.21 </w:t>
+        <w:t xml:space="preserve">#&gt; 5  1.23 3     HlyE_IgA       0.671</w:t>
       </w:r>
       <w:r>
         <w:br/>
@@ -3112,7 +3112,7 @@
         <w:rPr>
           <w:rStyle w:val="CommentTok"/>
         </w:rPr>
-        <w:t xml:space="preserve">#&gt; 6 12.5  3     HlyE_IgG      9.25</w:t>
+        <w:t xml:space="preserve">#&gt; 6  1.23 3     HlyE_IgG       0.486</w:t>
       </w:r>
       <w:r>
         <w:br/>

--- a/pr-preview/pr-649/vignettes/articles/version-crosswalk-1.3-to-1.4.docx
+++ b/pr-preview/pr-649/vignettes/articles/version-crosswalk-1.3-to-1.4.docx
@@ -3049,7 +3049,7 @@
         <w:rPr>
           <w:rStyle w:val="CommentTok"/>
         </w:rPr>
-        <w:t xml:space="preserve">#&gt;     age id    antigen_iso    value</w:t>
+        <w:t xml:space="preserve">#&gt;     age id    antigen_iso  value</w:t>
       </w:r>
       <w:r>
         <w:br/>
@@ -3058,7 +3058,7 @@
         <w:rPr>
           <w:rStyle w:val="CommentTok"/>
         </w:rPr>
-        <w:t xml:space="preserve">#&gt;   &lt;dbl&gt; &lt;chr&gt; &lt;chr&gt;          &lt;dbl&gt;</w:t>
+        <w:t xml:space="preserve">#&gt;   &lt;dbl&gt; &lt;chr&gt; &lt;chr&gt;        &lt;dbl&gt;</w:t>
       </w:r>
       <w:r>
         <w:br/>
@@ -3067,7 +3067,7 @@
         <w:rPr>
           <w:rStyle w:val="CommentTok"/>
         </w:rPr>
-        <w:t xml:space="preserve">#&gt; 1 11.9  1     HlyE_IgA       0.310</w:t>
+        <w:t xml:space="preserve">#&gt; 1 10.1  1     HlyE_IgA     1.38 </w:t>
       </w:r>
       <w:r>
         <w:br/>
@@ -3076,7 +3076,7 @@
         <w:rPr>
           <w:rStyle w:val="CommentTok"/>
         </w:rPr>
-        <w:t xml:space="preserve">#&gt; 2 11.9  1     HlyE_IgG       0.615</w:t>
+        <w:t xml:space="preserve">#&gt; 2 10.1  1     HlyE_IgG     0.299</w:t>
       </w:r>
       <w:r>
         <w:br/>
@@ -3085,7 +3085,7 @@
         <w:rPr>
           <w:rStyle w:val="CommentTok"/>
         </w:rPr>
-        <w:t xml:space="preserve">#&gt; 3 18.7  2     HlyE_IgA       5.32 </w:t>
+        <w:t xml:space="preserve">#&gt; 3 16.6  2     HlyE_IgA     1.33 </w:t>
       </w:r>
       <w:r>
         <w:br/>
@@ -3094,7 +3094,7 @@
         <w:rPr>
           <w:rStyle w:val="CommentTok"/>
         </w:rPr>
-        <w:t xml:space="preserve">#&gt; 4 18.7  2     HlyE_IgG    2664.   </w:t>
+        <w:t xml:space="preserve">#&gt; 4 16.6  2     HlyE_IgG     4.71 </w:t>
       </w:r>
       <w:r>
         <w:br/>
@@ -3103,7 +3103,7 @@
         <w:rPr>
           <w:rStyle w:val="CommentTok"/>
         </w:rPr>
-        <w:t xml:space="preserve">#&gt; 5  1.23 3     HlyE_IgA       0.671</w:t>
+        <w:t xml:space="preserve">#&gt; 5  3.25 3     HlyE_IgA     1.76 </w:t>
       </w:r>
       <w:r>
         <w:br/>
@@ -3112,7 +3112,7 @@
         <w:rPr>
           <w:rStyle w:val="CommentTok"/>
         </w:rPr>
-        <w:t xml:space="preserve">#&gt; 6  1.23 3     HlyE_IgG       0.486</w:t>
+        <w:t xml:space="preserve">#&gt; 6  3.25 3     HlyE_IgG    20.0</w:t>
       </w:r>
       <w:r>
         <w:br/>
